--- a/CKI_Submission_NC/CKI_Reproducibility_Guide_NC.docx
+++ b/CKI_Submission_NC/CKI_Reproducibility_Guide_NC.docx
@@ -3966,7 +3966,7 @@
           <w:sz w:val="20"/>
           <w:szCs w:val="20"/>
         </w:rPr>
-        <w:t xml:space="preserve">The default mode (global HVG 2,000) is used only for the Tabula Muris full pairwise matrix (03_full_matrix.py, 703 pairs, Fig. 2 heatmap). The hybrid mode (per-pair k_n with per-pair top-200 DE k_f) is used for all other reported analyses: Tabula Muris pilot analyses (calibration controls + validation, 02b_pilot_v2.py), Tabula Sapiens (human), TCGA, and the Siletti brain atlas. In every dataset, k_n is computed per pair on the shared HK gene set: a sensitivity analysis contrasting this per-pair estimator with a global-k_n variant (k_n computed once from the full gene-by-cell-type pseudobulk matrix) showed that brain k_n exhibits substantial cross-pair variability (CV = 97.52%) that is poorly captured by a global mean, and that the two estimators yield substantially different omega rankings (Spearman rho = 0.142; Supplementary Fig. 4). The parameter sweep (Supplementary Fig. 1) confirmed that the identity-only configuration (w1 = 1.0, w2 = 0.0) achieves the best cell-type discrimination without external pathway databases.</w:t>
+        <w:t xml:space="preserve">The default mode (global HVG 2,000) is used only for the Tabula Muris full pairwise matrix (03_full_matrix.py, 703 pairs, Fig. 2 heatmap). The hybrid mode (per-pair k_n with per-pair top-200 DE k_f) is used for all other reported analyses: Tabula Muris pilot analyses (calibration controls + validation, 02b_pilot_v2.py), Tabula Sapiens (human), TCGA, and the Siletti brain atlas. In every dataset, k_n is computed per pair on the shared HK gene set: a sensitivity analysis contrasting this per-pair estimator with a global-k_n variant (k_n computed once from the full gene-by-cell-type pseudobulk matrix) showed that brain k_n exhibits substantial cross-pair variability (CV = 97.52%) that is poorly captured by a global mean, and that the two estimators yield substantially different omega rankings (Spearman rho = 0.142; Supplementary Fig. 6). The parameter sweep (Supplementary Fig. 1) confirmed that the identity-only configuration (w1 = 1.0, w2 = 0.0) achieves the best cell-type discrimination without external pathway databases.</w:t>
       </w:r>
     </w:p>
     <w:p>
@@ -4226,7 +4226,7 @@
           <w:sz w:val="20"/>
           <w:szCs w:val="20"/>
         </w:rPr>
-        <w:t xml:space="preserve">Cross-species matching note (Supplementary Fig. 6): the mouse-human cell-type matching used for the cross-species comparison is case-insensitive exact matching over a small explicit alias table (notebooks/_ed_fig2_clean.py), because cell-type names in results/full_matrix_pairs.csv are truncated to 18 characters. This rule matches 15 shared cell types between the Tabula Muris and Tabula Sapiens annotations; case-sensitive exact-string matching alone would match 11. Re-running the comparison with a different matching rule will change the plotted cell-type set.</w:t>
+        <w:t xml:space="preserve">Cross-species matching note (Supplementary Fig. 5): the mouse-human cell-type matching used for the cross-species comparison is case-insensitive exact matching over a small explicit alias table (notebooks/_ed_fig2_clean.py), because cell-type names in results/full_matrix_pairs.csv are truncated to 18 characters. This rule matches 15 shared cell types between the Tabula Muris and Tabula Sapiens annotations; case-sensitive exact-string matching alone would match 11. Re-running the comparison with a different matching rule will change the plotted cell-type set.</w:t>
       </w:r>
     </w:p>
     <w:p>
@@ -6305,7 +6305,7 @@
           <w:sz w:val="20"/>
           <w:szCs w:val="20"/>
         </w:rPr>
-        <w:t xml:space="preserve">  l. Cross-species analysis (M-B1): Added mention in Discussion that preliminary cross-species validation was performed (Supplementary Fig. 6).</w:t>
+        <w:t xml:space="preserve">  l. Cross-species analysis (M-B1): Added mention in Discussion that preliminary cross-species validation was performed (Supplementary Fig. 5).</w:t>
       </w:r>
     </w:p>
     <w:p>
@@ -7165,7 +7165,7 @@
           <w:sz w:val="20"/>
           <w:szCs w:val="20"/>
         </w:rPr>
-        <w:t xml:space="preserve">     Script: notebooks/79_kang_ifnb_demo.py (analysis), notebooks/80_kang_demo_figure.py (Supplementary Fig. 3)</w:t>
+        <w:t xml:space="preserve">     Script: notebooks/79_kang_ifnb_demo.py (analysis), notebooks/80_kang_demo_figure.py (Supplementary Fig. 4)</w:t>
       </w:r>
     </w:p>
     <w:p>
@@ -9056,7 +9056,7 @@
           <w:sz w:val="20"/>
           <w:szCs w:val="20"/>
         </w:rPr>
-        <w:t xml:space="preserve">     Supplementary Fig. 3 (panel A: UMAP embedding, precomputed X_UMAP in the h5ad, coloured by cell type; panel B: omega distributions, functional versus neutral half-splits per cell type; panel C: per-metric AUC). Output: results/Supplementary_Fig_3.pdf.</w:t>
+        <w:t xml:space="preserve">     Supplementary Fig. 4 (panel A: UMAP embedding, precomputed X_UMAP in the h5ad, coloured by cell type; panel B: omega distributions, functional versus neutral half-splits per cell type; panel C: per-metric AUC). Output: results/Supplementary_Fig_4.pdf.</w:t>
       </w:r>
     </w:p>
     <w:p>
@@ -11575,7 +11575,7 @@
           <w:sz w:val="20"/>
           <w:szCs w:val="20"/>
         </w:rPr>
-        <w:t xml:space="preserve">Figure scripts: notebooks/30_genome_biology_figures.py; notebooks/nc49_fig_drift_ladder.py (Fig. 2), notebooks/nc49_fig_tcga.py (Fig. 3), notebooks/nc50_fig_microglia.py (Supplementary Fig. 3)</w:t>
+        <w:t xml:space="preserve">Figure scripts: notebooks/30_genome_biology_figures.py; notebooks/nc49_fig_drift_ladder.py (Fig. 2), notebooks/nc49_fig_tcga.py (Fig. 3), notebooks/nc50_fig_microglia.py (Supplementary Fig. 4)</w:t>
       </w:r>
     </w:p>
     <w:p>
